--- a/Tailored_CVs/Shinoy_Emixa_Integratie_Consultant.docx
+++ b/Tailored_CVs/Shinoy_Emixa_Integratie_Consultant.docx
@@ -70,7 +70,7 @@
           <w:b w:val="0"/>
           <w:sz w:val="19"/>
         </w:rPr>
-        <w:t>I am a QA Automation Engineer with over 8 years of experience working with financial and enterprise clients on complex system workflows and integrations. My background includes building robust automation frameworks, validating backend data through SQL, and supporting CI/CD pipelines to ensure system reliability. I hold a valid EU residence permit, am based in the Netherlands, and look forward to helping your team implement reliable integration solutions.</w:t>
+        <w:t>I am a QA Automation Engineer with over 8 years of experience working with financial clients and complex microservices architectures. I have hands-on experience building scalable test frameworks using Java, Selenium, and Playwright, alongside validating backend systems with Oracle SQL. Additionally, I have used Gemini Code Assist to streamline test generation and deployment scripts. I currently hold a valid EU residence permit and live in Amstelveen.</w:t>
       </w:r>
     </w:p>
     <w:p>
@@ -288,7 +288,7 @@
           <w:b w:val="0"/>
           <w:sz w:val="18"/>
         </w:rPr>
-        <w:t>▸ Analyzed complex microservices and backend systems for a global banking client, ensuring smooth data flow and integration reliability across credit risk workflows.</w:t>
+        <w:t>▸ Migrated legacy test frameworks to Playwright TypeScript for credit limit and rating analysis workflows within a microservices architecture, boosting execution efficiency by 20%.</w:t>
       </w:r>
     </w:p>
     <w:p>
@@ -301,7 +301,7 @@
           <w:b w:val="0"/>
           <w:sz w:val="18"/>
         </w:rPr>
-        <w:t>▸ Migrated testing frameworks to TypeScript and Playwright, boosting execution efficiency by 20% and ensuring high quality across interconnected services.</w:t>
+        <w:t>▸ Executed complex Oracle SQL queries to validate massive datasets and ensure strict data integrity across backend credit risk workflows.</w:t>
       </w:r>
     </w:p>
     <w:p>
@@ -314,7 +314,7 @@
           <w:b w:val="0"/>
           <w:sz w:val="18"/>
         </w:rPr>
-        <w:t>▸ Executed complex Oracle SQL queries to validate massive datasets and ensure data integrity across integrated systems.</w:t>
+        <w:t>▸ Implemented CI/CD pipelines and scheduled automated regression test builds via Jenkins while provisioning underlying test environments using Terraform and AWS.</w:t>
       </w:r>
     </w:p>
     <w:p>
@@ -327,7 +327,7 @@
           <w:b w:val="0"/>
           <w:sz w:val="18"/>
         </w:rPr>
-        <w:t>▸ Streamlined test generation and deployment scripts utilizing AI tools like Gemini Code Assist to improve delivery speed and efficiency.</w:t>
+        <w:t>▸ Streamlined complex test generation and deployment scripts utilizing AI tools like Gemini Code Assist.</w:t>
       </w:r>
     </w:p>
     <w:p>

--- a/Tailored_CVs/Shinoy_Emixa_Integratie_Consultant.docx
+++ b/Tailored_CVs/Shinoy_Emixa_Integratie_Consultant.docx
@@ -70,7 +70,7 @@
           <w:b w:val="0"/>
           <w:sz w:val="19"/>
         </w:rPr>
-        <w:t>I am a QA Automation Engineer with over 8 years of experience working with financial clients and complex microservices architectures. I have hands-on experience building scalable test frameworks using Java, Selenium, and Playwright, alongside validating backend systems with Oracle SQL. Additionally, I have used Gemini Code Assist to streamline test generation and deployment scripts. I currently hold a valid EU residence permit and live in Amstelveen.</w:t>
+        <w:t>I am a QA Automation Engineer with over 8 years of experience working with financial clients and complex microservices architectures. I have built scalable test automation frameworks using Java Selenium, Playwright, and TypeScript, alongside hands-on integration testing and backend SQL validation. I also utilize tools like Gemini Code Assist to streamline test script generation and deployment tasks. Currently based in Amstelveen with a valid EU residence permit, I am ready to start immediately.</w:t>
       </w:r>
     </w:p>
     <w:p>
@@ -288,7 +288,7 @@
           <w:b w:val="0"/>
           <w:sz w:val="18"/>
         </w:rPr>
-        <w:t>▸ Migrated legacy test frameworks to Playwright TypeScript for credit limit and rating analysis workflows within a microservices architecture, boosting execution efficiency by 20%.</w:t>
+        <w:t>▸ Tested and validated credit limit and rating analysis workflows within a microservices architecture, ensuring seamless system and application integration.</w:t>
       </w:r>
     </w:p>
     <w:p>
@@ -301,7 +301,7 @@
           <w:b w:val="0"/>
           <w:sz w:val="18"/>
         </w:rPr>
-        <w:t>▸ Executed complex Oracle SQL queries to validate massive datasets and ensure strict data integrity across backend credit risk workflows.</w:t>
+        <w:t>▸ Created complex Oracle SQL queries to validate backend datasets and maintain data integrity across distributed risk workflows.</w:t>
       </w:r>
     </w:p>
     <w:p>
@@ -314,7 +314,7 @@
           <w:b w:val="0"/>
           <w:sz w:val="18"/>
         </w:rPr>
-        <w:t>▸ Implemented CI/CD pipelines and scheduled automated regression test builds via Jenkins while provisioning underlying test environments using Terraform and AWS.</w:t>
+        <w:t>▸ Configured and maintained CI/CD pipelines via Jenkins, provisioning underlying test environments using Terraform and AWS.</w:t>
       </w:r>
     </w:p>
     <w:p>
@@ -327,7 +327,7 @@
           <w:b w:val="0"/>
           <w:sz w:val="18"/>
         </w:rPr>
-        <w:t>▸ Streamlined complex test generation and deployment scripts utilizing AI tools like Gemini Code Assist.</w:t>
+        <w:t>▸ Streamlined test generation and deployment scripts using Gemini Code Assist to improve delivery speed and efficiency.</w:t>
       </w:r>
     </w:p>
     <w:p>
